--- a/documents/31-clearhaven-worker-oom-runbook.docx
+++ b/documents/31-clearhaven-worker-oom-runbook.docx
@@ -14017,7 +14017,7 @@
         <w:pStyle w:val="Heading1"/>
       </w:pPr>
       <w:r>
-        <w:t>Working remainder for CLH-RB-2024-007</w:t>
+        <w:t>Open work after May 21, 2024</w:t>
       </w:r>
     </w:p>
     <w:p>
@@ -14031,7 +14031,7 @@
           <w:color w:val="222222"/>
           <w:sz w:val="24"/>
         </w:rPr>
-        <w:t>The front of Match-engine worker OOM runbook for nested RailClear files is the document. This remainder is the leftover a colleague still trips on: named people, named boxes, named tickets, and the work I still owe after May 21, 2024. It is not a second log and it is not a stack of exhibits with the same stub. If a paragraph fights the decision in the front, strike the paragraph.</w:t>
+        <w:t>What follows is leftover work from Match-engine worker OOM runbook for nested RailClear files: named people, named boxes, named tickets, and the items I still owe. If a paragraph fights the decision in the front of CLH-RB-2024-007, strike the paragraph.</w:t>
       </w:r>
     </w:p>
     <w:p>
@@ -14185,7 +14185,7 @@
           <w:color w:val="222222"/>
           <w:sz w:val="24"/>
         </w:rPr>
-        <w:t>I will not put the freeze clock versus a 'small apply' on a wiki that drifts. CLH-INC-2024-091 and this file are the record. If Diego Alvarez needs a diagram, they get a permalink, not a photo of a whiteboard. ops-bastion-03.internal.northstar.example stays out of the diagram title. If a new engineer asks where the leftover lives, I point here. I do not point at a Slack pin from May 21, 2024. Client Clearhaven.</w:t>
+        <w:t>I will not put the freeze clock versus a 'small apply' on a wiki that drifts. CLH-INC-2024-091 and this file are the record. If Diego Alvarez needs a diagram, they get a permalink, not a photo of a whiteboard. ops-bastion-03.internal.northstar.example stays out of the diagram title. If a new engineer asks where the leftover lives, I point here. I do not point at a Slack pin from May 21, 2024.</w:t>
       </w:r>
     </w:p>
     <w:p>
@@ -16529,7 +16529,7 @@
           <w:color w:val="222222"/>
           <w:sz w:val="24"/>
         </w:rPr>
-        <w:t>People who were absent still get a usable remainder, not a transcript. Helen Cho gets the decision, the refuse, and the date. They do not get a reconstruction of who raised their voice. If they object, they object on INC-2024-091. Client Clearhaven. Author Aman Kumar.</w:t>
+        <w:t>People who were absent still get a usable remainder, not a transcript. Helen Cho gets the decision, the refuse, and the date. They do not get a reconstruction of who raised their voice. If they object, they object on INC-2024-091.</w:t>
       </w:r>
     </w:p>
     <w:p>
